--- a/docs/modelos/schelsser/2024-11-07/cambios y comentarios Relevamiento UPEP 6.11.docx
+++ b/docs/modelos/schelsser/2024-11-07/cambios y comentarios Relevamiento UPEP 6.11.docx
@@ -1,10 +1,12 @@
 
 <file path=word/document.xml><?xml version="1.0" encoding="utf-8"?>
-<w:document xmlns:wpc="http://schemas.microsoft.com/office/word/2010/wordprocessingCanvas" xmlns:cx="http://schemas.microsoft.com/office/drawing/2014/chartex" xmlns:cx1="http://schemas.microsoft.com/office/drawing/2015/9/8/chartex" xmlns:mc="http://schemas.openxmlformats.org/markup-compatibility/2006" xmlns:o="urn:schemas-microsoft-com:office:office" xmlns:r="http://schemas.openxmlformats.org/officeDocument/2006/relationships" xmlns:m="http://schemas.openxmlformats.org/officeDocument/2006/math" xmlns:v="urn:schemas-microsoft-com:vml" xmlns:wp14="http://schemas.microsoft.com/office/word/2010/wordprocessingDrawing" xmlns:wp="http://schemas.openxmlformats.org/drawingml/2006/wordprocessingDrawing" xmlns:w10="urn:schemas-microsoft-com:office:word" xmlns:w="http://schemas.openxmlformats.org/wordprocessingml/2006/main" xmlns:w14="http://schemas.microsoft.com/office/word/2010/wordml" xmlns:w15="http://schemas.microsoft.com/office/word/2012/wordml" xmlns:w16se="http://schemas.microsoft.com/office/word/2015/wordml/symex" xmlns:wpg="http://schemas.microsoft.com/office/word/2010/wordprocessingGroup" xmlns:wpi="http://schemas.microsoft.com/office/word/2010/wordprocessingInk" xmlns:wne="http://schemas.microsoft.com/office/word/2006/wordml" xmlns:wps="http://schemas.microsoft.com/office/word/2010/wordprocessingShape" mc:Ignorable="w14 w15 w16se wp14">
+<w:document xmlns:o="urn:schemas-microsoft-com:office:office" xmlns:r="http://schemas.openxmlformats.org/officeDocument/2006/relationships" xmlns:v="urn:schemas-microsoft-com:vml" xmlns:w="http://schemas.openxmlformats.org/wordprocessingml/2006/main" xmlns:w10="urn:schemas-microsoft-com:office:word" xmlns:wp="http://schemas.openxmlformats.org/drawingml/2006/wordprocessingDrawing" xmlns:wps="http://schemas.microsoft.com/office/word/2010/wordprocessingShape" xmlns:wpg="http://schemas.microsoft.com/office/word/2010/wordprocessingGroup" xmlns:mc="http://schemas.openxmlformats.org/markup-compatibility/2006" xmlns:wp14="http://schemas.microsoft.com/office/word/2010/wordprocessingDrawing" xmlns:w14="http://schemas.microsoft.com/office/word/2010/wordml" xmlns:w15="http://schemas.microsoft.com/office/word/2012/wordml" mc:Ignorable="w14 wp14 w15">
   <w:body>
     <w:p>
       <w:pPr>
+        <w:pStyle w:val="Normal"/>
         <w:rPr>
+          <w:b/>
           <w:b/>
         </w:rPr>
       </w:pPr>
@@ -16,46 +18,80 @@
       </w:r>
     </w:p>
     <w:p>
-      <w:r>
+      <w:pPr>
+        <w:pStyle w:val="Normal"/>
+        <w:rPr/>
+      </w:pPr>
+      <w:r>
+        <w:rPr/>
         <w:t xml:space="preserve">Comentarios sobre el Formulario </w:t>
       </w:r>
-      <w:hyperlink r:id="rId5" w:history="1">
+      <w:hyperlink r:id="rId2">
         <w:r>
           <w:rPr>
-            <w:rStyle w:val="Hipervnculo"/>
+            <w:rStyle w:val="InternetLink"/>
           </w:rPr>
           <w:t>https://encuestas-online.vercel.app/encuestas/upep</w:t>
         </w:r>
       </w:hyperlink>
       <w:r>
+        <w:rPr/>
         <w:t xml:space="preserve">   6/11/2024</w:t>
       </w:r>
-      <w:bookmarkStart w:id="0" w:name="_GoBack"/>
-      <w:bookmarkEnd w:id="0"/>
-    </w:p>
-    <w:p/>
-    <w:p>
-      <w:pPr>
-        <w:pStyle w:val="Prrafodelista"/>
+    </w:p>
+    <w:p>
+      <w:pPr>
+        <w:pStyle w:val="Normal"/>
+        <w:rPr/>
+      </w:pPr>
+      <w:r>
+        <w:rPr/>
+      </w:r>
+    </w:p>
+    <w:p>
+      <w:pPr>
+        <w:pStyle w:val="ListParagraph"/>
         <w:numPr>
           <w:ilvl w:val="0"/>
           <w:numId w:val="2"/>
         </w:numPr>
-      </w:pPr>
-      <w:r>
-        <w:t>En todas las pantallas eliminar “Prueba Piloto” del encabezado.</w:t>
-      </w:r>
-    </w:p>
-    <w:p>
-      <w:pPr>
+        <w:rPr/>
+      </w:pPr>
+      <w:r>
         <w:rPr>
           <w:b/>
+          <w:color w:val="158466"/>
+          <w:shd w:fill="FFFF00" w:val="clear"/>
         </w:rPr>
-      </w:pPr>
-      <w:r>
+        <w:t>LISTO</w:t>
+      </w:r>
+      <w:r>
+        <w:rPr/>
+        <w:t xml:space="preserve"> </w:t>
+      </w:r>
+      <w:r>
+        <w:rPr/>
+        <w:t>E</w:t>
+      </w:r>
+      <w:r>
+        <w:rPr/>
+        <w:t>n todas las pantallas eliminar “Prueba Piloto” del encabezado.</w:t>
+      </w:r>
+    </w:p>
+    <w:p>
+      <w:pPr>
+        <w:pStyle w:val="Normal"/>
+        <w:rPr>
+          <w:b/>
+          <w:b/>
+        </w:rPr>
+      </w:pPr>
+      <w:r>
+        <w:rPr/>
         <w:t xml:space="preserve">      </w:t>
       </w:r>
       <w:r>
+        <w:rPr/>
         <w:t xml:space="preserve">Debe quedar así: </w:t>
       </w:r>
       <w:r>
@@ -65,15 +101,24 @@
         <w:t>Relevamiento de Unidades Productivas de la Economía Popular</w:t>
       </w:r>
     </w:p>
-    <w:p/>
-    <w:p>
-      <w:pPr>
-        <w:pStyle w:val="Prrafodelista"/>
+    <w:p>
+      <w:pPr>
+        <w:pStyle w:val="Normal"/>
+        <w:rPr/>
+      </w:pPr>
+      <w:r>
+        <w:rPr/>
+      </w:r>
+    </w:p>
+    <w:p>
+      <w:pPr>
+        <w:pStyle w:val="ListParagraph"/>
         <w:numPr>
           <w:ilvl w:val="0"/>
           <w:numId w:val="1"/>
         </w:numPr>
         <w:rPr>
+          <w:b/>
           <w:b/>
         </w:rPr>
       </w:pPr>
@@ -85,676 +130,1192 @@
       </w:r>
     </w:p>
     <w:p>
-      <w:r>
-        <w:t>Eliminar el encabezado y cambiar el texto</w:t>
-      </w:r>
-      <w:r>
-        <w:t>, debe quedar así:</w:t>
-      </w:r>
-    </w:p>
-    <w:p>
-      <w:pPr>
+      <w:pPr>
+        <w:pStyle w:val="Normal"/>
+        <w:rPr/>
+      </w:pPr>
+      <w:r>
+        <w:rPr>
+          <w:b/>
+          <w:bCs/>
+          <w:color w:val="158466"/>
+          <w:shd w:fill="FFFF00" w:val="clear"/>
+        </w:rPr>
+        <w:t>LISTO</w:t>
+      </w:r>
+      <w:r>
+        <w:rPr/>
+        <w:t xml:space="preserve"> </w:t>
+      </w:r>
+      <w:r>
+        <w:rPr/>
+        <w:t>E</w:t>
+      </w:r>
+      <w:r>
+        <w:rPr/>
+        <w:t>liminar el encabezado y cambiar el texto, debe quedar así:</w:t>
+      </w:r>
+    </w:p>
+    <w:p>
+      <w:pPr>
+        <w:pStyle w:val="Normal"/>
         <w:jc w:val="both"/>
         <w:rPr>
           <w:b/>
+          <w:b/>
         </w:rPr>
       </w:pPr>
       <w:r>
         <w:rPr>
           <w:b/>
+          <w:color w:val="158466"/>
+          <w:shd w:fill="FFFF00" w:val="clear"/>
         </w:rPr>
-        <w:t>Bienvenido al Registro de Unidades Productivas de la Economía Popular</w:t>
-      </w:r>
-    </w:p>
-    <w:p>
-      <w:r>
+        <w:t>LISTO</w:t>
+      </w:r>
+      <w:r>
+        <w:rPr>
+          <w:b/>
+        </w:rPr>
+        <w:t xml:space="preserve"> Bienvenido al Registro de Unidades Productivas de la Economía Popular</w:t>
+      </w:r>
+    </w:p>
+    <w:p>
+      <w:pPr>
+        <w:pStyle w:val="Normal"/>
+        <w:rPr/>
+      </w:pPr>
+      <w:r>
+        <w:rPr/>
         <w:t>Si trabajas dentro de la economía popular, podes ayudarnos a conocer mejor el sector para poder implementar acciones que promuevan el crecimiento de la productividad y sus ingresos.</w:t>
       </w:r>
     </w:p>
     <w:p>
-      <w:r>
-        <w:t>El Ministerio de Capital Humano de</w:t>
-      </w:r>
-      <w:r>
-        <w:t xml:space="preserve"> la Nación </w:t>
-      </w:r>
-      <w:r>
-        <w:t>está</w:t>
-      </w:r>
-      <w:r>
-        <w:t xml:space="preserve"> realizando un relevamiento de las unidades pro</w:t>
-      </w:r>
-      <w:r>
-        <w:t>ductivas de la economía popular.</w:t>
-      </w:r>
-    </w:p>
-    <w:p>
-      <w:r>
+      <w:pPr>
+        <w:pStyle w:val="Normal"/>
+        <w:rPr/>
+      </w:pPr>
+      <w:r>
+        <w:rPr/>
+        <w:t>El Ministerio de Capital Humano de la Nación está realizando un relevamiento de las unidades productivas de la economía popular.</w:t>
+      </w:r>
+    </w:p>
+    <w:p>
+      <w:pPr>
+        <w:pStyle w:val="Normal"/>
+        <w:rPr/>
+      </w:pPr>
+      <w:r>
+        <w:rPr/>
         <w:t xml:space="preserve">Este cuestionario puede ser completado tanto por los titulares del Programa Volver al Trabajo (u otro) como por aquellos que aún no estén inscriptos en ningún programa. </w:t>
       </w:r>
     </w:p>
     <w:p>
-      <w:r>
+      <w:pPr>
+        <w:pStyle w:val="Normal"/>
+        <w:rPr/>
+      </w:pPr>
+      <w:r>
+        <w:rPr/>
         <w:t>La información será confidencial y no modifica tu situación respecto a los programas sociales y de empleo vigentes.</w:t>
       </w:r>
     </w:p>
     <w:p>
-      <w:r>
+      <w:pPr>
+        <w:pStyle w:val="Normal"/>
+        <w:rPr/>
+      </w:pPr>
+      <w:r>
+        <w:rPr/>
         <w:t>Este relevamiento es importante porque las actividades productivas desarrolladas por trabajadores organizados en el marco de la economía popular tienen un rol relevante en la generación de trabajo y en la elaboración de bienes y servicios demandados por la sociedad.</w:t>
       </w:r>
     </w:p>
-    <w:p/>
-    <w:p/>
-    <w:p>
-      <w:pPr>
-        <w:pStyle w:val="Prrafodelista"/>
+    <w:p>
+      <w:pPr>
+        <w:pStyle w:val="Normal"/>
+        <w:rPr/>
+      </w:pPr>
+      <w:r>
+        <w:rPr/>
+      </w:r>
+    </w:p>
+    <w:p>
+      <w:pPr>
+        <w:pStyle w:val="Normal"/>
+        <w:rPr/>
+      </w:pPr>
+      <w:r>
+        <w:rPr/>
+      </w:r>
+    </w:p>
+    <w:p>
+      <w:pPr>
+        <w:pStyle w:val="ListParagraph"/>
         <w:numPr>
           <w:ilvl w:val="0"/>
           <w:numId w:val="1"/>
         </w:numPr>
-      </w:pPr>
-      <w:r>
-        <w:t>Eliminar</w:t>
-      </w:r>
-      <w:r>
-        <w:t xml:space="preserve"> toda</w:t>
-      </w:r>
-      <w:r>
-        <w:t xml:space="preserve"> la P0</w:t>
-      </w:r>
-      <w:r>
-        <w:t xml:space="preserve"> (</w:t>
-      </w:r>
-      <w:r>
-        <w:t>P0. Ingresá tus datos de contacto: nombre, apellido y celular *</w:t>
-      </w:r>
-      <w:r>
-        <w:t>)</w:t>
-      </w:r>
-    </w:p>
-    <w:p>
-      <w:pPr>
-        <w:pStyle w:val="Prrafodelista"/>
+        <w:rPr/>
+      </w:pPr>
+      <w:r>
+        <w:rPr>
+          <w:b/>
+          <w:bCs/>
+          <w:color w:val="158466"/>
+          <w:shd w:fill="FFFF00" w:val="clear"/>
+        </w:rPr>
+        <w:t>LISTO</w:t>
+      </w:r>
+      <w:r>
+        <w:rPr/>
+        <w:t xml:space="preserve"> E</w:t>
+      </w:r>
+      <w:r>
+        <w:rPr/>
+        <w:t xml:space="preserve">liminar toda la P0 (P0. Ingresa tus datos de contacto: nombre, apellido y celular *) </w:t>
+      </w:r>
+    </w:p>
+    <w:p>
+      <w:pPr>
+        <w:pStyle w:val="ListParagraph"/>
         <w:numPr>
           <w:ilvl w:val="0"/>
           <w:numId w:val="1"/>
         </w:numPr>
-      </w:pPr>
-      <w:r>
-        <w:t>P2. Modificar la pregunta, debe quedar así:</w:t>
-      </w:r>
-    </w:p>
-    <w:p>
-      <w:r>
-        <w:t>P2. ¿Cuál es el nombre de la unidad productiva/emprendimiento? (ejemplo: “Comedor Nueva Esperanza”) *</w:t>
-      </w:r>
-    </w:p>
-    <w:p/>
-    <w:p>
-      <w:pPr>
-        <w:pStyle w:val="Prrafodelista"/>
+        <w:rPr/>
+      </w:pPr>
+      <w:r>
+        <w:rPr>
+          <w:b/>
+          <w:bCs/>
+          <w:color w:val="158466"/>
+          <w:shd w:fill="FFFF00" w:val="clear"/>
+        </w:rPr>
+        <w:t>LISTO</w:t>
+      </w:r>
+      <w:r>
+        <w:rPr/>
+        <w:t xml:space="preserve"> </w:t>
+      </w:r>
+      <w:r>
+        <w:rPr/>
+        <w:t>P</w:t>
+      </w:r>
+      <w:r>
+        <w:rPr/>
+        <w:t>2. Modificar la pregunta, debe quedar así:</w:t>
+      </w:r>
+    </w:p>
+    <w:p>
+      <w:pPr>
+        <w:pStyle w:val="Normal"/>
+        <w:rPr/>
+      </w:pPr>
+      <w:r>
+        <w:rPr/>
+        <w:t>P2. ¿Cuál es el nombre de la unidad productiva/empecimiento? (ejemplo: “Comedor Nueva Esperanza”) *</w:t>
+      </w:r>
+    </w:p>
+    <w:p>
+      <w:pPr>
+        <w:pStyle w:val="ListParagraph"/>
         <w:numPr>
           <w:ilvl w:val="0"/>
           <w:numId w:val="1"/>
         </w:numPr>
-      </w:pPr>
-      <w:r>
-        <w:t xml:space="preserve">P4. </w:t>
-      </w:r>
-      <w:r>
-        <w:t>Permitir únicamente números en la respuesta.</w:t>
-      </w:r>
-    </w:p>
-    <w:p/>
-    <w:p>
-      <w:pPr>
-        <w:pStyle w:val="Prrafodelista"/>
+        <w:rPr/>
+      </w:pPr>
+      <w:r>
+        <w:rPr>
+          <w:b/>
+          <w:bCs/>
+          <w:color w:val="158466"/>
+          <w:shd w:fill="FFFF00" w:val="clear"/>
+        </w:rPr>
+        <w:t>LISTO</w:t>
+      </w:r>
+      <w:r>
+        <w:rPr/>
+        <w:t xml:space="preserve"> P4. Permitir únicamente números en la respuesta.</w:t>
+      </w:r>
+    </w:p>
+    <w:p>
+      <w:pPr>
+        <w:pStyle w:val="Normal"/>
+        <w:rPr/>
+      </w:pPr>
+      <w:r>
+        <w:rPr/>
+      </w:r>
+    </w:p>
+    <w:p>
+      <w:pPr>
+        <w:pStyle w:val="ListParagraph"/>
         <w:numPr>
           <w:ilvl w:val="0"/>
           <w:numId w:val="1"/>
         </w:numPr>
-      </w:pPr>
-      <w:r>
-        <w:t>P5. Agregar una opción de respuesta, queda de la siguiente manera:</w:t>
-      </w:r>
-    </w:p>
-    <w:p>
-      <w:pPr>
-        <w:pStyle w:val="Prrafodelista"/>
+        <w:rPr/>
+      </w:pPr>
+      <w:r>
+        <w:rPr>
+          <w:b/>
+          <w:bCs/>
+          <w:color w:val="158466"/>
+          <w:shd w:fill="FFFF00" w:val="clear"/>
+        </w:rPr>
+        <w:t>LISTO</w:t>
+      </w:r>
+      <w:r>
+        <w:rPr/>
+        <w:t xml:space="preserve"> P</w:t>
+      </w:r>
+      <w:r>
+        <w:rPr/>
+        <w:t>5. Agregar una opción de respuesta, queda de la siguiente manera:</w:t>
+      </w:r>
+    </w:p>
+    <w:p>
+      <w:pPr>
+        <w:pStyle w:val="ListParagraph"/>
         <w:numPr>
           <w:ilvl w:val="1"/>
           <w:numId w:val="1"/>
         </w:numPr>
-      </w:pPr>
-      <w:r>
+        <w:rPr/>
+      </w:pPr>
+      <w:r>
+        <w:rPr/>
         <w:t>Un referente</w:t>
       </w:r>
     </w:p>
     <w:p>
       <w:pPr>
-        <w:pStyle w:val="Prrafodelista"/>
+        <w:pStyle w:val="ListParagraph"/>
         <w:numPr>
           <w:ilvl w:val="1"/>
           <w:numId w:val="1"/>
         </w:numPr>
-      </w:pPr>
-      <w:r>
+        <w:rPr/>
+      </w:pPr>
+      <w:r>
+        <w:rPr/>
         <w:t>Un patrón o patrona</w:t>
       </w:r>
     </w:p>
     <w:p>
       <w:pPr>
-        <w:pStyle w:val="Prrafodelista"/>
+        <w:pStyle w:val="ListParagraph"/>
         <w:numPr>
           <w:ilvl w:val="1"/>
           <w:numId w:val="1"/>
         </w:numPr>
-      </w:pPr>
-      <w:r>
+        <w:rPr/>
+      </w:pPr>
+      <w:r>
+        <w:rPr/>
         <w:t>Un/a coordinador/a</w:t>
       </w:r>
     </w:p>
     <w:p>
       <w:pPr>
-        <w:pStyle w:val="Prrafodelista"/>
+        <w:pStyle w:val="ListParagraph"/>
         <w:numPr>
           <w:ilvl w:val="1"/>
           <w:numId w:val="1"/>
         </w:numPr>
-      </w:pPr>
-      <w:r>
+        <w:rPr/>
+      </w:pPr>
+      <w:r>
+        <w:rPr/>
         <w:t>Una asamblea</w:t>
       </w:r>
     </w:p>
     <w:p>
       <w:pPr>
-        <w:pStyle w:val="Prrafodelista"/>
+        <w:pStyle w:val="ListParagraph"/>
         <w:numPr>
           <w:ilvl w:val="1"/>
           <w:numId w:val="1"/>
         </w:numPr>
-      </w:pPr>
-      <w:r>
+        <w:rPr/>
+      </w:pPr>
+      <w:r>
+        <w:rPr/>
         <w:t>Yo mismo</w:t>
       </w:r>
     </w:p>
     <w:p>
       <w:pPr>
-        <w:pStyle w:val="Prrafodelista"/>
+        <w:pStyle w:val="ListParagraph"/>
         <w:numPr>
           <w:ilvl w:val="1"/>
           <w:numId w:val="1"/>
         </w:numPr>
-      </w:pPr>
-      <w:r>
+        <w:rPr/>
+      </w:pPr>
+      <w:r>
+        <w:rPr/>
         <w:t>Otros ……………………………………………………</w:t>
       </w:r>
     </w:p>
     <w:p>
       <w:pPr>
-        <w:pStyle w:val="Prrafodelista"/>
+        <w:pStyle w:val="ListParagraph"/>
+        <w:rPr/>
+      </w:pPr>
+      <w:r>
+        <w:rPr/>
+      </w:r>
+    </w:p>
+    <w:p>
+      <w:pPr>
+        <w:pStyle w:val="ListParagraph"/>
+        <w:rPr/>
+      </w:pPr>
+      <w:r>
+        <w:rPr>
+          <w:b/>
+          <w:bCs/>
+          <w:color w:val="158466"/>
+          <w:shd w:fill="FFFF00" w:val="clear"/>
+        </w:rPr>
+        <w:t>LISTO</w:t>
+      </w:r>
+      <w:r>
+        <w:rPr/>
+        <w:t xml:space="preserve"> placeHolderOther no está funcionando en esta pregunta</w:t>
+      </w:r>
+    </w:p>
+    <w:p>
+      <w:pPr>
+        <w:pStyle w:val="ListParagraph"/>
         <w:numPr>
           <w:ilvl w:val="0"/>
           <w:numId w:val="1"/>
         </w:numPr>
-      </w:pPr>
-      <w:r>
-        <w:t>P6. Modificar la segunda opción de respuesta, queda así:</w:t>
-      </w:r>
-    </w:p>
-    <w:p>
-      <w:pPr>
-        <w:pStyle w:val="Prrafodelista"/>
+        <w:rPr/>
+      </w:pPr>
+      <w:r>
+        <w:rPr>
+          <w:b/>
+          <w:bCs/>
+          <w:color w:val="158466"/>
+          <w:shd w:fill="FFFF00" w:val="clear"/>
+        </w:rPr>
+        <w:t>LISTO</w:t>
+      </w:r>
+      <w:r>
+        <w:rPr/>
+        <w:t xml:space="preserve"> P</w:t>
+      </w:r>
+      <w:r>
+        <w:rPr/>
+        <w:t>6. Modificar la segunda opción de respuesta, queda así:</w:t>
+      </w:r>
+    </w:p>
+    <w:p>
+      <w:pPr>
+        <w:pStyle w:val="ListParagraph"/>
         <w:numPr>
           <w:ilvl w:val="1"/>
           <w:numId w:val="1"/>
         </w:numPr>
-      </w:pPr>
-      <w:r>
+        <w:rPr/>
+      </w:pPr>
+      <w:r>
+        <w:rPr/>
         <w:t>Empresa recuperada</w:t>
       </w:r>
     </w:p>
     <w:p>
       <w:pPr>
-        <w:ind w:left="720"/>
-      </w:pPr>
-    </w:p>
-    <w:p>
-      <w:pPr>
-        <w:pStyle w:val="Prrafodelista"/>
+        <w:pStyle w:val="Normal"/>
+        <w:ind w:left="720" w:hanging="0"/>
+        <w:rPr/>
+      </w:pPr>
+      <w:r>
+        <w:rPr/>
+      </w:r>
+    </w:p>
+    <w:p>
+      <w:pPr>
+        <w:pStyle w:val="ListParagraph"/>
         <w:numPr>
           <w:ilvl w:val="0"/>
           <w:numId w:val="1"/>
         </w:numPr>
-      </w:pPr>
-      <w:r>
-        <w:lastRenderedPageBreak/>
-        <w:t>P8a.1 Incluir lista desplegable de departamento/localidad. Se debería mostrar solamente las combinaciones de departamento/localidad de la provincia seleccionada en la pregunta anterior</w:t>
-      </w:r>
-    </w:p>
-    <w:p/>
-    <w:p>
-      <w:pPr>
-        <w:pStyle w:val="Prrafodelista"/>
+        <w:rPr/>
+      </w:pPr>
+      <w:r>
+        <w:rPr>
+          <w:b/>
+          <w:bCs/>
+          <w:color w:val="FF0000"/>
+          <w:shd w:fill="FFFF00" w:val="clear"/>
+        </w:rPr>
+        <w:t>PENDIENTE</w:t>
+      </w:r>
+      <w:r>
+        <w:rPr/>
+        <w:t xml:space="preserve"> P</w:t>
+      </w:r>
+      <w:r>
+        <w:rPr/>
+        <w:t>8a.1 Incluir lista desplegable de departamento/localidad. Se debería mostrar solamente las combinaciones de departamento/localidad de la provincia seleccionada en la pregunta anterior</w:t>
+      </w:r>
+    </w:p>
+    <w:p>
+      <w:pPr>
+        <w:pStyle w:val="Normal"/>
+        <w:rPr/>
+      </w:pPr>
+      <w:r>
+        <w:rPr/>
+      </w:r>
+    </w:p>
+    <w:p>
+      <w:pPr>
+        <w:pStyle w:val="ListParagraph"/>
         <w:numPr>
           <w:ilvl w:val="0"/>
           <w:numId w:val="1"/>
         </w:numPr>
-      </w:pPr>
-      <w:r>
-        <w:t>Agregar la siguiente pregunta</w:t>
-      </w:r>
-    </w:p>
-    <w:p>
-      <w:pPr>
-        <w:pStyle w:val="Prrafodelista"/>
-      </w:pPr>
-    </w:p>
-    <w:p>
-      <w:pPr>
-        <w:pStyle w:val="Prrafodelista"/>
-      </w:pPr>
-      <w:r>
-        <w:t xml:space="preserve">    P9. La unidad productiva ¿tiene número de CUIT?</w:t>
-      </w:r>
-    </w:p>
-    <w:p>
-      <w:pPr>
-        <w:pStyle w:val="Prrafodelista"/>
-      </w:pPr>
-    </w:p>
-    <w:p>
-      <w:pPr>
-        <w:pStyle w:val="Prrafodelista"/>
+        <w:rPr/>
+      </w:pPr>
+      <w:r>
+        <w:rPr>
+          <w:b/>
+          <w:bCs/>
+          <w:color w:val="158466"/>
+          <w:shd w:fill="FFFF00" w:val="clear"/>
+        </w:rPr>
+        <w:t>LISTO</w:t>
+      </w:r>
+      <w:r>
+        <w:rPr/>
+        <w:t xml:space="preserve"> A</w:t>
+      </w:r>
+      <w:r>
+        <w:rPr/>
+        <w:t>gregar la siguiente pregunta</w:t>
+      </w:r>
+    </w:p>
+    <w:p>
+      <w:pPr>
+        <w:pStyle w:val="ListParagraph"/>
+        <w:rPr/>
+      </w:pPr>
+      <w:r>
+        <w:rPr/>
+      </w:r>
+    </w:p>
+    <w:p>
+      <w:pPr>
+        <w:pStyle w:val="ListParagraph"/>
+        <w:rPr/>
+      </w:pPr>
+      <w:r>
+        <w:rPr/>
+        <w:t xml:space="preserve">    </w:t>
+      </w:r>
+      <w:r>
+        <w:rPr/>
+        <w:t>P9. La unidad productiva ¿tiene número de CUIT?</w:t>
+      </w:r>
+    </w:p>
+    <w:p>
+      <w:pPr>
+        <w:pStyle w:val="ListParagraph"/>
+        <w:rPr/>
+      </w:pPr>
+      <w:r>
+        <w:rPr/>
+      </w:r>
+    </w:p>
+    <w:p>
+      <w:pPr>
+        <w:pStyle w:val="ListParagraph"/>
         <w:numPr>
           <w:ilvl w:val="1"/>
           <w:numId w:val="1"/>
         </w:numPr>
-      </w:pPr>
-      <w:r>
-        <w:t xml:space="preserve">Sí. </w:t>
-      </w:r>
-      <w:r>
-        <w:t>CUIT</w:t>
-      </w:r>
-      <w:r>
-        <w:t xml:space="preserve"> número</w:t>
-      </w:r>
-      <w:r>
-        <w:t xml:space="preserve"> </w:t>
-      </w:r>
-      <w:r>
-        <w:t xml:space="preserve">  _ _-_ _ _ _ _ _ _ _-_</w:t>
-      </w:r>
-    </w:p>
-    <w:p>
-      <w:pPr>
-        <w:pStyle w:val="Prrafodelista"/>
+        <w:rPr/>
+      </w:pPr>
+      <w:r>
+        <w:rPr/>
+        <w:t>Sí. CUIT número   _ _-_ _ _ _ _ _ _ _-_</w:t>
+      </w:r>
+    </w:p>
+    <w:p>
+      <w:pPr>
+        <w:pStyle w:val="ListParagraph"/>
         <w:numPr>
           <w:ilvl w:val="1"/>
           <w:numId w:val="1"/>
         </w:numPr>
-      </w:pPr>
-      <w:r>
+        <w:rPr/>
+      </w:pPr>
+      <w:r>
+        <w:rPr/>
         <w:t>Sí, pero no recuerdo el número</w:t>
       </w:r>
     </w:p>
     <w:p>
       <w:pPr>
-        <w:pStyle w:val="Prrafodelista"/>
+        <w:pStyle w:val="ListParagraph"/>
         <w:numPr>
           <w:ilvl w:val="1"/>
           <w:numId w:val="1"/>
         </w:numPr>
-      </w:pPr>
-      <w:r>
+        <w:rPr/>
+      </w:pPr>
+      <w:r>
+        <w:rPr/>
         <w:t>No</w:t>
       </w:r>
     </w:p>
     <w:p>
       <w:pPr>
-        <w:pStyle w:val="Prrafodelista"/>
+        <w:pStyle w:val="ListParagraph"/>
         <w:numPr>
           <w:ilvl w:val="1"/>
           <w:numId w:val="1"/>
         </w:numPr>
-      </w:pPr>
-      <w:r>
+        <w:rPr/>
+      </w:pPr>
+      <w:r>
+        <w:rPr/>
         <w:t>No sabe</w:t>
       </w:r>
     </w:p>
     <w:p>
       <w:pPr>
-        <w:ind w:left="720"/>
-      </w:pPr>
-    </w:p>
-    <w:p>
-      <w:pPr>
-        <w:pStyle w:val="Prrafodelista"/>
+        <w:pStyle w:val="Normal"/>
+        <w:ind w:left="720" w:hanging="0"/>
+        <w:rPr/>
+      </w:pPr>
+      <w:r>
+        <w:rPr/>
+      </w:r>
+    </w:p>
+    <w:p>
+      <w:pPr>
+        <w:pStyle w:val="ListParagraph"/>
         <w:numPr>
           <w:ilvl w:val="0"/>
           <w:numId w:val="1"/>
         </w:numPr>
-      </w:pPr>
-      <w:r>
-        <w:t>Luego renumerar las preguntas siguientes</w:t>
-      </w:r>
-    </w:p>
-    <w:p>
-      <w:pPr>
-        <w:pStyle w:val="Prrafodelista"/>
+        <w:rPr/>
+      </w:pPr>
+      <w:r>
+        <w:rPr>
+          <w:b/>
+          <w:bCs/>
+          <w:color w:val="158466"/>
+          <w:shd w:fill="FFFF00" w:val="clear"/>
+        </w:rPr>
+        <w:t>LISTO</w:t>
+      </w:r>
+      <w:r>
+        <w:rPr/>
+        <w:t xml:space="preserve"> L</w:t>
+      </w:r>
+      <w:r>
+        <w:rPr/>
+        <w:t>uego remunerar las preguntas siguientes</w:t>
+      </w:r>
+    </w:p>
+    <w:p>
+      <w:pPr>
+        <w:pStyle w:val="ListParagraph"/>
         <w:numPr>
           <w:ilvl w:val="1"/>
           <w:numId w:val="1"/>
         </w:numPr>
-      </w:pPr>
-      <w:r>
+        <w:rPr/>
+      </w:pPr>
+      <w:r>
+        <w:rPr/>
         <w:t>La ex P9, renombrar P10</w:t>
       </w:r>
     </w:p>
     <w:p>
       <w:pPr>
-        <w:pStyle w:val="Prrafodelista"/>
+        <w:pStyle w:val="ListParagraph"/>
         <w:numPr>
           <w:ilvl w:val="1"/>
           <w:numId w:val="1"/>
         </w:numPr>
-      </w:pPr>
-      <w:r>
+        <w:rPr/>
+      </w:pPr>
+      <w:r>
+        <w:rPr/>
         <w:t>Todas las siguientes P9.1 a P9.7, renombrar p10.1 a P10.7</w:t>
       </w:r>
     </w:p>
     <w:p>
       <w:pPr>
-        <w:ind w:left="720"/>
-      </w:pPr>
-    </w:p>
-    <w:p>
-      <w:pPr>
-        <w:pStyle w:val="Prrafodelista"/>
+        <w:pStyle w:val="Normal"/>
+        <w:ind w:left="720" w:hanging="0"/>
+        <w:rPr/>
+      </w:pPr>
+      <w:r>
+        <w:rPr/>
+      </w:r>
+    </w:p>
+    <w:p>
+      <w:pPr>
+        <w:pStyle w:val="ListParagraph"/>
         <w:numPr>
           <w:ilvl w:val="0"/>
           <w:numId w:val="1"/>
         </w:numPr>
-      </w:pPr>
-      <w:r>
-        <w:t xml:space="preserve">Incorporar un texto al finalizar el cuestionario </w:t>
-      </w:r>
-    </w:p>
-    <w:p>
-      <w:pPr>
-        <w:pStyle w:val="Prrafodelista"/>
-      </w:pPr>
-      <w:r>
-        <w:t>“FIN DEL CUESTIONARIO, Muchas gracias por tu participación”</w:t>
-      </w:r>
-    </w:p>
-    <w:p/>
-    <w:p/>
-    <w:p/>
-    <w:p>
-      <w:pPr>
-        <w:pStyle w:val="Prrafodelista"/>
-      </w:pPr>
-    </w:p>
-    <w:p/>
-    <w:p/>
-    <w:p/>
-    <w:p/>
-    <w:p/>
+        <w:rPr/>
+      </w:pPr>
+      <w:r>
+        <w:rPr>
+          <w:b/>
+          <w:bCs/>
+          <w:color w:val="158466"/>
+          <w:shd w:fill="FFFF00" w:val="clear"/>
+        </w:rPr>
+        <w:t>LISTO</w:t>
+      </w:r>
+      <w:r>
+        <w:rPr/>
+        <w:t xml:space="preserve"> I</w:t>
+      </w:r>
+      <w:r>
+        <w:rPr/>
+        <w:t xml:space="preserve">ncorporar un texto al finalizar el cuestionario </w:t>
+      </w:r>
+    </w:p>
+    <w:p>
+      <w:pPr>
+        <w:pStyle w:val="ListParagraph"/>
+        <w:rPr/>
+      </w:pPr>
+      <w:r>
+        <w:rPr/>
+        <w:t>“</w:t>
+      </w:r>
+      <w:r>
+        <w:rPr/>
+        <w:t>FIN DEL CUESTIONARIO, Muchas gracias por tu participación”</w:t>
+      </w:r>
+    </w:p>
+    <w:p>
+      <w:pPr>
+        <w:pStyle w:val="Normal"/>
+        <w:rPr/>
+      </w:pPr>
+      <w:r>
+        <w:rPr/>
+      </w:r>
+    </w:p>
+    <w:p>
+      <w:pPr>
+        <w:pStyle w:val="Normal"/>
+        <w:rPr/>
+      </w:pPr>
+      <w:r>
+        <w:rPr/>
+      </w:r>
+    </w:p>
+    <w:p>
+      <w:pPr>
+        <w:pStyle w:val="Normal"/>
+        <w:rPr/>
+      </w:pPr>
+      <w:r>
+        <w:rPr/>
+      </w:r>
+    </w:p>
+    <w:p>
+      <w:pPr>
+        <w:pStyle w:val="ListParagraph"/>
+        <w:rPr/>
+      </w:pPr>
+      <w:r>
+        <w:rPr/>
+      </w:r>
+    </w:p>
+    <w:p>
+      <w:pPr>
+        <w:pStyle w:val="Normal"/>
+        <w:rPr/>
+      </w:pPr>
+      <w:r>
+        <w:rPr/>
+      </w:r>
+    </w:p>
+    <w:p>
+      <w:pPr>
+        <w:pStyle w:val="Normal"/>
+        <w:rPr/>
+      </w:pPr>
+      <w:r>
+        <w:rPr/>
+      </w:r>
+    </w:p>
+    <w:p>
+      <w:pPr>
+        <w:pStyle w:val="Normal"/>
+        <w:rPr/>
+      </w:pPr>
+      <w:r>
+        <w:rPr/>
+      </w:r>
+    </w:p>
+    <w:p>
+      <w:pPr>
+        <w:pStyle w:val="Normal"/>
+        <w:rPr/>
+      </w:pPr>
+      <w:r>
+        <w:rPr/>
+      </w:r>
+    </w:p>
+    <w:p>
+      <w:pPr>
+        <w:pStyle w:val="Normal"/>
+        <w:widowControl/>
+        <w:bidi w:val="0"/>
+        <w:spacing w:lineRule="auto" w:line="259" w:before="0" w:after="160"/>
+        <w:jc w:val="left"/>
+        <w:rPr/>
+      </w:pPr>
+      <w:r>
+        <w:rPr/>
+      </w:r>
+    </w:p>
     <w:sectPr>
+      <w:type w:val="nextPage"/>
       <w:pgSz w:w="12240" w:h="15840"/>
-      <w:pgMar w:top="1417" w:right="1701" w:bottom="1417" w:left="1701" w:header="708" w:footer="708" w:gutter="0"/>
-      <w:cols w:space="708"/>
-      <w:docGrid w:linePitch="360"/>
+      <w:pgMar w:left="1701" w:right="1701" w:gutter="0" w:header="0" w:top="1417" w:footer="0" w:bottom="1417"/>
+      <w:pgNumType w:fmt="decimal"/>
+      <w:formProt w:val="false"/>
+      <w:textDirection w:val="lrTb"/>
+      <w:docGrid w:type="default" w:linePitch="360" w:charSpace="4096"/>
     </w:sectPr>
   </w:body>
 </w:document>
 </file>
 
 <file path=word/numbering.xml><?xml version="1.0" encoding="utf-8"?>
-<w:numbering xmlns:wpc="http://schemas.microsoft.com/office/word/2010/wordprocessingCanvas" xmlns:cx="http://schemas.microsoft.com/office/drawing/2014/chartex" xmlns:cx1="http://schemas.microsoft.com/office/drawing/2015/9/8/chartex" xmlns:mc="http://schemas.openxmlformats.org/markup-compatibility/2006" xmlns:o="urn:schemas-microsoft-com:office:office" xmlns:r="http://schemas.openxmlformats.org/officeDocument/2006/relationships" xmlns:m="http://schemas.openxmlformats.org/officeDocument/2006/math" xmlns:v="urn:schemas-microsoft-com:vml" xmlns:wp14="http://schemas.microsoft.com/office/word/2010/wordprocessingDrawing" xmlns:wp="http://schemas.openxmlformats.org/drawingml/2006/wordprocessingDrawing" xmlns:w10="urn:schemas-microsoft-com:office:word" xmlns:w="http://schemas.openxmlformats.org/wordprocessingml/2006/main" xmlns:w14="http://schemas.microsoft.com/office/word/2010/wordml" xmlns:w15="http://schemas.microsoft.com/office/word/2012/wordml" xmlns:w16se="http://schemas.microsoft.com/office/word/2015/wordml/symex" xmlns:wpg="http://schemas.microsoft.com/office/word/2010/wordprocessingGroup" xmlns:wpi="http://schemas.microsoft.com/office/word/2010/wordprocessingInk" xmlns:wne="http://schemas.microsoft.com/office/word/2006/wordml" xmlns:wps="http://schemas.microsoft.com/office/word/2010/wordprocessingShape" mc:Ignorable="w14 w15 w16se wp14">
-  <w:abstractNum w:abstractNumId="0" w15:restartNumberingAfterBreak="0">
-    <w:nsid w:val="6BBE18C2"/>
-    <w:multiLevelType w:val="hybridMultilevel"/>
-    <w:tmpl w:val="107EFAF8"/>
-    <w:lvl w:ilvl="0" w:tplc="0C0A0001">
+<w:numbering xmlns:w="http://schemas.openxmlformats.org/wordprocessingml/2006/main" xmlns:o="urn:schemas-microsoft-com:office:office" xmlns:r="http://schemas.openxmlformats.org/officeDocument/2006/relationships" xmlns:v="urn:schemas-microsoft-com:vml" xmlns:mc="http://schemas.openxmlformats.org/markup-compatibility/2006" xmlns:w14="http://schemas.microsoft.com/office/word/2010/wordml" mc:Ignorable="w14">
+  <w:abstractNum w:abstractNumId="1">
+    <w:lvl w:ilvl="0">
       <w:start w:val="1"/>
       <w:numFmt w:val="bullet"/>
       <w:lvlText w:val=""/>
       <w:lvlJc w:val="left"/>
       <w:pPr>
+        <w:tabs>
+          <w:tab w:val="num" w:pos="0"/>
+        </w:tabs>
         <w:ind w:left="720" w:hanging="360"/>
       </w:pPr>
       <w:rPr>
-        <w:rFonts w:ascii="Symbol" w:hAnsi="Symbol" w:hint="default"/>
+        <w:rFonts w:ascii="Symbol" w:hAnsi="Symbol" w:cs="Symbol" w:hint="default"/>
       </w:rPr>
     </w:lvl>
-    <w:lvl w:ilvl="1" w:tplc="0C0A0003" w:tentative="1">
+    <w:lvl w:ilvl="1">
       <w:start w:val="1"/>
       <w:numFmt w:val="bullet"/>
       <w:lvlText w:val="o"/>
       <w:lvlJc w:val="left"/>
       <w:pPr>
+        <w:tabs>
+          <w:tab w:val="num" w:pos="0"/>
+        </w:tabs>
         <w:ind w:left="1440" w:hanging="360"/>
       </w:pPr>
       <w:rPr>
         <w:rFonts w:ascii="Courier New" w:hAnsi="Courier New" w:cs="Courier New" w:hint="default"/>
       </w:rPr>
     </w:lvl>
-    <w:lvl w:ilvl="2" w:tplc="0C0A0005" w:tentative="1">
+    <w:lvl w:ilvl="2">
       <w:start w:val="1"/>
       <w:numFmt w:val="bullet"/>
       <w:lvlText w:val=""/>
       <w:lvlJc w:val="left"/>
       <w:pPr>
+        <w:tabs>
+          <w:tab w:val="num" w:pos="0"/>
+        </w:tabs>
         <w:ind w:left="2160" w:hanging="360"/>
       </w:pPr>
       <w:rPr>
-        <w:rFonts w:ascii="Wingdings" w:hAnsi="Wingdings" w:hint="default"/>
+        <w:rFonts w:ascii="Wingdings" w:hAnsi="Wingdings" w:cs="Wingdings" w:hint="default"/>
       </w:rPr>
     </w:lvl>
-    <w:lvl w:ilvl="3" w:tplc="0C0A0001" w:tentative="1">
+    <w:lvl w:ilvl="3">
       <w:start w:val="1"/>
       <w:numFmt w:val="bullet"/>
       <w:lvlText w:val=""/>
       <w:lvlJc w:val="left"/>
       <w:pPr>
+        <w:tabs>
+          <w:tab w:val="num" w:pos="0"/>
+        </w:tabs>
         <w:ind w:left="2880" w:hanging="360"/>
       </w:pPr>
       <w:rPr>
-        <w:rFonts w:ascii="Symbol" w:hAnsi="Symbol" w:hint="default"/>
+        <w:rFonts w:ascii="Symbol" w:hAnsi="Symbol" w:cs="Symbol" w:hint="default"/>
       </w:rPr>
     </w:lvl>
-    <w:lvl w:ilvl="4" w:tplc="0C0A0003" w:tentative="1">
+    <w:lvl w:ilvl="4">
       <w:start w:val="1"/>
       <w:numFmt w:val="bullet"/>
       <w:lvlText w:val="o"/>
       <w:lvlJc w:val="left"/>
       <w:pPr>
+        <w:tabs>
+          <w:tab w:val="num" w:pos="0"/>
+        </w:tabs>
         <w:ind w:left="3600" w:hanging="360"/>
       </w:pPr>
       <w:rPr>
         <w:rFonts w:ascii="Courier New" w:hAnsi="Courier New" w:cs="Courier New" w:hint="default"/>
       </w:rPr>
     </w:lvl>
-    <w:lvl w:ilvl="5" w:tplc="0C0A0005" w:tentative="1">
+    <w:lvl w:ilvl="5">
       <w:start w:val="1"/>
       <w:numFmt w:val="bullet"/>
       <w:lvlText w:val=""/>
       <w:lvlJc w:val="left"/>
       <w:pPr>
+        <w:tabs>
+          <w:tab w:val="num" w:pos="0"/>
+        </w:tabs>
         <w:ind w:left="4320" w:hanging="360"/>
       </w:pPr>
       <w:rPr>
-        <w:rFonts w:ascii="Wingdings" w:hAnsi="Wingdings" w:hint="default"/>
+        <w:rFonts w:ascii="Wingdings" w:hAnsi="Wingdings" w:cs="Wingdings" w:hint="default"/>
       </w:rPr>
     </w:lvl>
-    <w:lvl w:ilvl="6" w:tplc="0C0A0001" w:tentative="1">
+    <w:lvl w:ilvl="6">
       <w:start w:val="1"/>
       <w:numFmt w:val="bullet"/>
       <w:lvlText w:val=""/>
       <w:lvlJc w:val="left"/>
       <w:pPr>
+        <w:tabs>
+          <w:tab w:val="num" w:pos="0"/>
+        </w:tabs>
         <w:ind w:left="5040" w:hanging="360"/>
       </w:pPr>
       <w:rPr>
-        <w:rFonts w:ascii="Symbol" w:hAnsi="Symbol" w:hint="default"/>
+        <w:rFonts w:ascii="Symbol" w:hAnsi="Symbol" w:cs="Symbol" w:hint="default"/>
       </w:rPr>
     </w:lvl>
-    <w:lvl w:ilvl="7" w:tplc="0C0A0003" w:tentative="1">
+    <w:lvl w:ilvl="7">
       <w:start w:val="1"/>
       <w:numFmt w:val="bullet"/>
       <w:lvlText w:val="o"/>
       <w:lvlJc w:val="left"/>
       <w:pPr>
+        <w:tabs>
+          <w:tab w:val="num" w:pos="0"/>
+        </w:tabs>
         <w:ind w:left="5760" w:hanging="360"/>
       </w:pPr>
       <w:rPr>
         <w:rFonts w:ascii="Courier New" w:hAnsi="Courier New" w:cs="Courier New" w:hint="default"/>
       </w:rPr>
     </w:lvl>
-    <w:lvl w:ilvl="8" w:tplc="0C0A0005" w:tentative="1">
+    <w:lvl w:ilvl="8">
       <w:start w:val="1"/>
       <w:numFmt w:val="bullet"/>
       <w:lvlText w:val=""/>
       <w:lvlJc w:val="left"/>
       <w:pPr>
+        <w:tabs>
+          <w:tab w:val="num" w:pos="0"/>
+        </w:tabs>
         <w:ind w:left="6480" w:hanging="360"/>
       </w:pPr>
       <w:rPr>
-        <w:rFonts w:ascii="Wingdings" w:hAnsi="Wingdings" w:hint="default"/>
+        <w:rFonts w:ascii="Wingdings" w:hAnsi="Wingdings" w:cs="Wingdings" w:hint="default"/>
       </w:rPr>
     </w:lvl>
   </w:abstractNum>
-  <w:abstractNum w:abstractNumId="1" w15:restartNumberingAfterBreak="0">
-    <w:nsid w:val="6DA40862"/>
-    <w:multiLevelType w:val="hybridMultilevel"/>
-    <w:tmpl w:val="644648DA"/>
-    <w:lvl w:ilvl="0" w:tplc="0C0A0001">
+  <w:abstractNum w:abstractNumId="2">
+    <w:lvl w:ilvl="0">
       <w:start w:val="1"/>
       <w:numFmt w:val="bullet"/>
       <w:lvlText w:val=""/>
       <w:lvlJc w:val="left"/>
       <w:pPr>
+        <w:tabs>
+          <w:tab w:val="num" w:pos="0"/>
+        </w:tabs>
         <w:ind w:left="720" w:hanging="360"/>
       </w:pPr>
       <w:rPr>
-        <w:rFonts w:ascii="Symbol" w:hAnsi="Symbol" w:hint="default"/>
+        <w:rFonts w:ascii="Symbol" w:hAnsi="Symbol" w:cs="Symbol" w:hint="default"/>
       </w:rPr>
     </w:lvl>
-    <w:lvl w:ilvl="1" w:tplc="0C0A0003">
+    <w:lvl w:ilvl="1">
       <w:start w:val="1"/>
       <w:numFmt w:val="bullet"/>
       <w:lvlText w:val="o"/>
       <w:lvlJc w:val="left"/>
       <w:pPr>
+        <w:tabs>
+          <w:tab w:val="num" w:pos="0"/>
+        </w:tabs>
         <w:ind w:left="1440" w:hanging="360"/>
       </w:pPr>
       <w:rPr>
         <w:rFonts w:ascii="Courier New" w:hAnsi="Courier New" w:cs="Courier New" w:hint="default"/>
       </w:rPr>
     </w:lvl>
-    <w:lvl w:ilvl="2" w:tplc="0C0A0005" w:tentative="1">
+    <w:lvl w:ilvl="2">
       <w:start w:val="1"/>
       <w:numFmt w:val="bullet"/>
       <w:lvlText w:val=""/>
       <w:lvlJc w:val="left"/>
       <w:pPr>
+        <w:tabs>
+          <w:tab w:val="num" w:pos="0"/>
+        </w:tabs>
         <w:ind w:left="2160" w:hanging="360"/>
       </w:pPr>
       <w:rPr>
-        <w:rFonts w:ascii="Wingdings" w:hAnsi="Wingdings" w:hint="default"/>
+        <w:rFonts w:ascii="Wingdings" w:hAnsi="Wingdings" w:cs="Wingdings" w:hint="default"/>
       </w:rPr>
     </w:lvl>
-    <w:lvl w:ilvl="3" w:tplc="0C0A0001" w:tentative="1">
+    <w:lvl w:ilvl="3">
       <w:start w:val="1"/>
       <w:numFmt w:val="bullet"/>
       <w:lvlText w:val=""/>
       <w:lvlJc w:val="left"/>
       <w:pPr>
+        <w:tabs>
+          <w:tab w:val="num" w:pos="0"/>
+        </w:tabs>
         <w:ind w:left="2880" w:hanging="360"/>
       </w:pPr>
       <w:rPr>
-        <w:rFonts w:ascii="Symbol" w:hAnsi="Symbol" w:hint="default"/>
+        <w:rFonts w:ascii="Symbol" w:hAnsi="Symbol" w:cs="Symbol" w:hint="default"/>
       </w:rPr>
     </w:lvl>
-    <w:lvl w:ilvl="4" w:tplc="0C0A0003" w:tentative="1">
+    <w:lvl w:ilvl="4">
       <w:start w:val="1"/>
       <w:numFmt w:val="bullet"/>
       <w:lvlText w:val="o"/>
       <w:lvlJc w:val="left"/>
       <w:pPr>
+        <w:tabs>
+          <w:tab w:val="num" w:pos="0"/>
+        </w:tabs>
         <w:ind w:left="3600" w:hanging="360"/>
       </w:pPr>
       <w:rPr>
         <w:rFonts w:ascii="Courier New" w:hAnsi="Courier New" w:cs="Courier New" w:hint="default"/>
       </w:rPr>
     </w:lvl>
-    <w:lvl w:ilvl="5" w:tplc="0C0A0005" w:tentative="1">
+    <w:lvl w:ilvl="5">
       <w:start w:val="1"/>
       <w:numFmt w:val="bullet"/>
       <w:lvlText w:val=""/>
       <w:lvlJc w:val="left"/>
       <w:pPr>
+        <w:tabs>
+          <w:tab w:val="num" w:pos="0"/>
+        </w:tabs>
         <w:ind w:left="4320" w:hanging="360"/>
       </w:pPr>
       <w:rPr>
-        <w:rFonts w:ascii="Wingdings" w:hAnsi="Wingdings" w:hint="default"/>
+        <w:rFonts w:ascii="Wingdings" w:hAnsi="Wingdings" w:cs="Wingdings" w:hint="default"/>
       </w:rPr>
     </w:lvl>
-    <w:lvl w:ilvl="6" w:tplc="0C0A0001" w:tentative="1">
+    <w:lvl w:ilvl="6">
       <w:start w:val="1"/>
       <w:numFmt w:val="bullet"/>
       <w:lvlText w:val=""/>
       <w:lvlJc w:val="left"/>
       <w:pPr>
+        <w:tabs>
+          <w:tab w:val="num" w:pos="0"/>
+        </w:tabs>
         <w:ind w:left="5040" w:hanging="360"/>
       </w:pPr>
       <w:rPr>
-        <w:rFonts w:ascii="Symbol" w:hAnsi="Symbol" w:hint="default"/>
+        <w:rFonts w:ascii="Symbol" w:hAnsi="Symbol" w:cs="Symbol" w:hint="default"/>
       </w:rPr>
     </w:lvl>
-    <w:lvl w:ilvl="7" w:tplc="0C0A0003" w:tentative="1">
+    <w:lvl w:ilvl="7">
       <w:start w:val="1"/>
       <w:numFmt w:val="bullet"/>
       <w:lvlText w:val="o"/>
       <w:lvlJc w:val="left"/>
       <w:pPr>
+        <w:tabs>
+          <w:tab w:val="num" w:pos="0"/>
+        </w:tabs>
         <w:ind w:left="5760" w:hanging="360"/>
       </w:pPr>
       <w:rPr>
         <w:rFonts w:ascii="Courier New" w:hAnsi="Courier New" w:cs="Courier New" w:hint="default"/>
       </w:rPr>
     </w:lvl>
-    <w:lvl w:ilvl="8" w:tplc="0C0A0005" w:tentative="1">
+    <w:lvl w:ilvl="8">
       <w:start w:val="1"/>
       <w:numFmt w:val="bullet"/>
       <w:lvlText w:val=""/>
       <w:lvlJc w:val="left"/>
       <w:pPr>
+        <w:tabs>
+          <w:tab w:val="num" w:pos="0"/>
+        </w:tabs>
         <w:ind w:left="6480" w:hanging="360"/>
       </w:pPr>
       <w:rPr>
-        <w:rFonts w:ascii="Wingdings" w:hAnsi="Wingdings" w:hint="default"/>
+        <w:rFonts w:ascii="Wingdings" w:hAnsi="Wingdings" w:cs="Wingdings" w:hint="default"/>
       </w:rPr>
+    </w:lvl>
+  </w:abstractNum>
+  <w:abstractNum w:abstractNumId="3">
+    <w:lvl w:ilvl="0">
+      <w:start w:val="1"/>
+      <w:numFmt w:val="none"/>
+      <w:suff w:val="nothing"/>
+      <w:lvlText w:val=""/>
+      <w:lvlJc w:val="left"/>
+      <w:pPr>
+        <w:tabs>
+          <w:tab w:val="num" w:pos="0"/>
+        </w:tabs>
+        <w:ind w:left="0" w:hanging="0"/>
+      </w:pPr>
+    </w:lvl>
+    <w:lvl w:ilvl="1">
+      <w:start w:val="1"/>
+      <w:numFmt w:val="none"/>
+      <w:suff w:val="nothing"/>
+      <w:lvlText w:val=""/>
+      <w:lvlJc w:val="left"/>
+      <w:pPr>
+        <w:tabs>
+          <w:tab w:val="num" w:pos="0"/>
+        </w:tabs>
+        <w:ind w:left="0" w:hanging="0"/>
+      </w:pPr>
+    </w:lvl>
+    <w:lvl w:ilvl="2">
+      <w:start w:val="1"/>
+      <w:numFmt w:val="none"/>
+      <w:suff w:val="nothing"/>
+      <w:lvlText w:val=""/>
+      <w:lvlJc w:val="left"/>
+      <w:pPr>
+        <w:tabs>
+          <w:tab w:val="num" w:pos="0"/>
+        </w:tabs>
+        <w:ind w:left="0" w:hanging="0"/>
+      </w:pPr>
+    </w:lvl>
+    <w:lvl w:ilvl="3">
+      <w:start w:val="1"/>
+      <w:numFmt w:val="none"/>
+      <w:suff w:val="nothing"/>
+      <w:lvlText w:val=""/>
+      <w:lvlJc w:val="left"/>
+      <w:pPr>
+        <w:tabs>
+          <w:tab w:val="num" w:pos="0"/>
+        </w:tabs>
+        <w:ind w:left="0" w:hanging="0"/>
+      </w:pPr>
+    </w:lvl>
+    <w:lvl w:ilvl="4">
+      <w:start w:val="1"/>
+      <w:numFmt w:val="none"/>
+      <w:suff w:val="nothing"/>
+      <w:lvlText w:val=""/>
+      <w:lvlJc w:val="left"/>
+      <w:pPr>
+        <w:tabs>
+          <w:tab w:val="num" w:pos="0"/>
+        </w:tabs>
+        <w:ind w:left="0" w:hanging="0"/>
+      </w:pPr>
+    </w:lvl>
+    <w:lvl w:ilvl="5">
+      <w:start w:val="1"/>
+      <w:numFmt w:val="none"/>
+      <w:suff w:val="nothing"/>
+      <w:lvlText w:val=""/>
+      <w:lvlJc w:val="left"/>
+      <w:pPr>
+        <w:tabs>
+          <w:tab w:val="num" w:pos="0"/>
+        </w:tabs>
+        <w:ind w:left="0" w:hanging="0"/>
+      </w:pPr>
+    </w:lvl>
+    <w:lvl w:ilvl="6">
+      <w:start w:val="1"/>
+      <w:numFmt w:val="none"/>
+      <w:suff w:val="nothing"/>
+      <w:lvlText w:val=""/>
+      <w:lvlJc w:val="left"/>
+      <w:pPr>
+        <w:tabs>
+          <w:tab w:val="num" w:pos="0"/>
+        </w:tabs>
+        <w:ind w:left="0" w:hanging="0"/>
+      </w:pPr>
+    </w:lvl>
+    <w:lvl w:ilvl="7">
+      <w:start w:val="1"/>
+      <w:numFmt w:val="none"/>
+      <w:suff w:val="nothing"/>
+      <w:lvlText w:val=""/>
+      <w:lvlJc w:val="left"/>
+      <w:pPr>
+        <w:tabs>
+          <w:tab w:val="num" w:pos="0"/>
+        </w:tabs>
+        <w:ind w:left="0" w:hanging="0"/>
+      </w:pPr>
+    </w:lvl>
+    <w:lvl w:ilvl="8">
+      <w:start w:val="1"/>
+      <w:numFmt w:val="none"/>
+      <w:suff w:val="nothing"/>
+      <w:lvlText w:val=""/>
+      <w:lvlJc w:val="left"/>
+      <w:pPr>
+        <w:tabs>
+          <w:tab w:val="num" w:pos="0"/>
+        </w:tabs>
+        <w:ind w:left="0" w:hanging="0"/>
+      </w:pPr>
     </w:lvl>
   </w:abstractNum>
   <w:num w:numId="1">
     <w:abstractNumId w:val="1"/>
   </w:num>
   <w:num w:numId="2">
-    <w:abstractNumId w:val="0"/>
+    <w:abstractNumId w:val="2"/>
+  </w:num>
+  <w:num w:numId="3">
+    <w:abstractNumId w:val="3"/>
   </w:num>
 </w:numbering>
 </file>
 
 <file path=word/styles.xml><?xml version="1.0" encoding="utf-8"?>
-<w:styles xmlns:mc="http://schemas.openxmlformats.org/markup-compatibility/2006" xmlns:r="http://schemas.openxmlformats.org/officeDocument/2006/relationships" xmlns:w="http://schemas.openxmlformats.org/wordprocessingml/2006/main" xmlns:w14="http://schemas.microsoft.com/office/word/2010/wordml" xmlns:w15="http://schemas.microsoft.com/office/word/2012/wordml" xmlns:w16se="http://schemas.microsoft.com/office/word/2015/wordml/symex" mc:Ignorable="w14 w15 w16se">
+<w:styles xmlns:w="http://schemas.openxmlformats.org/wordprocessingml/2006/main" xmlns:w14="http://schemas.microsoft.com/office/word/2010/wordml" xmlns:mc="http://schemas.openxmlformats.org/markup-compatibility/2006" mc:Ignorable="w14">
   <w:docDefaults>
     <w:rPrDefault>
       <w:rPr>
-        <w:rFonts w:asciiTheme="minorHAnsi" w:eastAsiaTheme="minorHAnsi" w:hAnsiTheme="minorHAnsi" w:cstheme="minorBidi"/>
+        <w:rFonts w:ascii="Calibri" w:hAnsi="Calibri" w:eastAsia="Calibri" w:cs="" w:asciiTheme="minorHAnsi" w:cstheme="minorBidi" w:eastAsiaTheme="minorHAnsi" w:hAnsiTheme="minorHAnsi"/>
         <w:sz w:val="22"/>
         <w:szCs w:val="22"/>
         <w:lang w:val="en-US" w:eastAsia="en-US" w:bidi="ar-SA"/>
@@ -762,21 +1323,21 @@
     </w:rPrDefault>
     <w:pPrDefault>
       <w:pPr>
-        <w:spacing w:after="160" w:line="259" w:lineRule="auto"/>
+        <w:suppressAutoHyphens w:val="true"/>
       </w:pPr>
     </w:pPrDefault>
   </w:docDefaults>
   <w:latentStyles w:defLockedState="0" w:defUIPriority="99" w:defSemiHidden="0" w:defUnhideWhenUsed="0" w:defQFormat="0" w:count="371">
     <w:lsdException w:name="Normal" w:uiPriority="0" w:qFormat="1"/>
     <w:lsdException w:name="heading 1" w:uiPriority="9" w:qFormat="1"/>
-    <w:lsdException w:name="heading 2" w:semiHidden="1" w:uiPriority="9" w:unhideWhenUsed="1" w:qFormat="1"/>
-    <w:lsdException w:name="heading 3" w:semiHidden="1" w:uiPriority="9" w:unhideWhenUsed="1" w:qFormat="1"/>
-    <w:lsdException w:name="heading 4" w:semiHidden="1" w:uiPriority="9" w:unhideWhenUsed="1" w:qFormat="1"/>
-    <w:lsdException w:name="heading 5" w:semiHidden="1" w:uiPriority="9" w:unhideWhenUsed="1" w:qFormat="1"/>
-    <w:lsdException w:name="heading 6" w:semiHidden="1" w:uiPriority="9" w:unhideWhenUsed="1" w:qFormat="1"/>
-    <w:lsdException w:name="heading 7" w:semiHidden="1" w:uiPriority="9" w:unhideWhenUsed="1" w:qFormat="1"/>
-    <w:lsdException w:name="heading 8" w:semiHidden="1" w:uiPriority="9" w:unhideWhenUsed="1" w:qFormat="1"/>
-    <w:lsdException w:name="heading 9" w:semiHidden="1" w:uiPriority="9" w:unhideWhenUsed="1" w:qFormat="1"/>
+    <w:lsdException w:name="heading 2" w:uiPriority="9" w:semiHidden="1" w:unhideWhenUsed="1" w:qFormat="1"/>
+    <w:lsdException w:name="heading 3" w:uiPriority="9" w:semiHidden="1" w:unhideWhenUsed="1" w:qFormat="1"/>
+    <w:lsdException w:name="heading 4" w:uiPriority="9" w:semiHidden="1" w:unhideWhenUsed="1" w:qFormat="1"/>
+    <w:lsdException w:name="heading 5" w:uiPriority="9" w:semiHidden="1" w:unhideWhenUsed="1" w:qFormat="1"/>
+    <w:lsdException w:name="heading 6" w:uiPriority="9" w:semiHidden="1" w:unhideWhenUsed="1" w:qFormat="1"/>
+    <w:lsdException w:name="heading 7" w:uiPriority="9" w:semiHidden="1" w:unhideWhenUsed="1" w:qFormat="1"/>
+    <w:lsdException w:name="heading 8" w:uiPriority="9" w:semiHidden="1" w:unhideWhenUsed="1" w:qFormat="1"/>
+    <w:lsdException w:name="heading 9" w:uiPriority="9" w:semiHidden="1" w:unhideWhenUsed="1" w:qFormat="1"/>
     <w:lsdException w:name="index 1" w:semiHidden="1" w:unhideWhenUsed="1"/>
     <w:lsdException w:name="index 2" w:semiHidden="1" w:unhideWhenUsed="1"/>
     <w:lsdException w:name="index 3" w:semiHidden="1" w:unhideWhenUsed="1"/>
@@ -786,22 +1347,22 @@
     <w:lsdException w:name="index 7" w:semiHidden="1" w:unhideWhenUsed="1"/>
     <w:lsdException w:name="index 8" w:semiHidden="1" w:unhideWhenUsed="1"/>
     <w:lsdException w:name="index 9" w:semiHidden="1" w:unhideWhenUsed="1"/>
-    <w:lsdException w:name="toc 1" w:semiHidden="1" w:uiPriority="39" w:unhideWhenUsed="1"/>
-    <w:lsdException w:name="toc 2" w:semiHidden="1" w:uiPriority="39" w:unhideWhenUsed="1"/>
-    <w:lsdException w:name="toc 3" w:semiHidden="1" w:uiPriority="39" w:unhideWhenUsed="1"/>
-    <w:lsdException w:name="toc 4" w:semiHidden="1" w:uiPriority="39" w:unhideWhenUsed="1"/>
-    <w:lsdException w:name="toc 5" w:semiHidden="1" w:uiPriority="39" w:unhideWhenUsed="1"/>
-    <w:lsdException w:name="toc 6" w:semiHidden="1" w:uiPriority="39" w:unhideWhenUsed="1"/>
-    <w:lsdException w:name="toc 7" w:semiHidden="1" w:uiPriority="39" w:unhideWhenUsed="1"/>
-    <w:lsdException w:name="toc 8" w:semiHidden="1" w:uiPriority="39" w:unhideWhenUsed="1"/>
-    <w:lsdException w:name="toc 9" w:semiHidden="1" w:uiPriority="39" w:unhideWhenUsed="1"/>
+    <w:lsdException w:name="toc 1" w:uiPriority="39" w:semiHidden="1" w:unhideWhenUsed="1"/>
+    <w:lsdException w:name="toc 2" w:uiPriority="39" w:semiHidden="1" w:unhideWhenUsed="1"/>
+    <w:lsdException w:name="toc 3" w:uiPriority="39" w:semiHidden="1" w:unhideWhenUsed="1"/>
+    <w:lsdException w:name="toc 4" w:uiPriority="39" w:semiHidden="1" w:unhideWhenUsed="1"/>
+    <w:lsdException w:name="toc 5" w:uiPriority="39" w:semiHidden="1" w:unhideWhenUsed="1"/>
+    <w:lsdException w:name="toc 6" w:uiPriority="39" w:semiHidden="1" w:unhideWhenUsed="1"/>
+    <w:lsdException w:name="toc 7" w:uiPriority="39" w:semiHidden="1" w:unhideWhenUsed="1"/>
+    <w:lsdException w:name="toc 8" w:uiPriority="39" w:semiHidden="1" w:unhideWhenUsed="1"/>
+    <w:lsdException w:name="toc 9" w:uiPriority="39" w:semiHidden="1" w:unhideWhenUsed="1"/>
     <w:lsdException w:name="Normal Indent" w:semiHidden="1" w:unhideWhenUsed="1"/>
     <w:lsdException w:name="footnote text" w:semiHidden="1" w:unhideWhenUsed="1"/>
     <w:lsdException w:name="annotation text" w:semiHidden="1" w:unhideWhenUsed="1"/>
     <w:lsdException w:name="header" w:semiHidden="1" w:unhideWhenUsed="1"/>
     <w:lsdException w:name="footer" w:semiHidden="1" w:unhideWhenUsed="1"/>
     <w:lsdException w:name="index heading" w:semiHidden="1" w:unhideWhenUsed="1"/>
-    <w:lsdException w:name="caption" w:semiHidden="1" w:uiPriority="35" w:unhideWhenUsed="1" w:qFormat="1"/>
+    <w:lsdException w:name="caption" w:uiPriority="35" w:semiHidden="1" w:unhideWhenUsed="1" w:qFormat="1"/>
     <w:lsdException w:name="table of figures" w:semiHidden="1" w:unhideWhenUsed="1"/>
     <w:lsdException w:name="envelope address" w:semiHidden="1" w:unhideWhenUsed="1"/>
     <w:lsdException w:name="envelope return" w:semiHidden="1" w:unhideWhenUsed="1"/>
@@ -832,7 +1393,7 @@
     <w:lsdException w:name="Title" w:uiPriority="10" w:qFormat="1"/>
     <w:lsdException w:name="Closing" w:semiHidden="1" w:unhideWhenUsed="1"/>
     <w:lsdException w:name="Signature" w:semiHidden="1" w:unhideWhenUsed="1"/>
-    <w:lsdException w:name="Default Paragraph Font" w:semiHidden="1" w:uiPriority="1" w:unhideWhenUsed="1"/>
+    <w:lsdException w:name="Default Paragraph Font" w:uiPriority="1" w:semiHidden="1" w:unhideWhenUsed="1"/>
     <w:lsdException w:name="Body Text" w:semiHidden="1" w:unhideWhenUsed="1"/>
     <w:lsdException w:name="Body Text Indent" w:semiHidden="1" w:unhideWhenUsed="1"/>
     <w:lsdException w:name="List Continue" w:semiHidden="1" w:unhideWhenUsed="1"/>
@@ -1032,8 +1593,8 @@
     <w:lsdException w:name="Subtle Reference" w:uiPriority="31" w:qFormat="1"/>
     <w:lsdException w:name="Intense Reference" w:uiPriority="32" w:qFormat="1"/>
     <w:lsdException w:name="Book Title" w:uiPriority="33" w:qFormat="1"/>
-    <w:lsdException w:name="Bibliography" w:semiHidden="1" w:uiPriority="37" w:unhideWhenUsed="1"/>
-    <w:lsdException w:name="TOC Heading" w:semiHidden="1" w:uiPriority="39" w:unhideWhenUsed="1" w:qFormat="1"/>
+    <w:lsdException w:name="Bibliography" w:uiPriority="37" w:semiHidden="1" w:unhideWhenUsed="1"/>
+    <w:lsdException w:name="TOC Heading" w:uiPriority="39" w:semiHidden="1" w:unhideWhenUsed="1" w:qFormat="1"/>
     <w:lsdException w:name="Plain Table 1" w:uiPriority="41"/>
     <w:lsdException w:name="Plain Table 2" w:uiPriority="42"/>
     <w:lsdException w:name="Plain Table 3" w:uiPriority="43"/>
@@ -1139,18 +1700,120 @@
     <w:lsdException w:name="List Table 6 Colorful Accent 6" w:uiPriority="51"/>
     <w:lsdException w:name="List Table 7 Colorful Accent 6" w:uiPriority="52"/>
   </w:latentStyles>
-  <w:style w:type="paragraph" w:default="1" w:styleId="Normal">
+  <w:style w:type="paragraph" w:styleId="Normal" w:default="1">
     <w:name w:val="Normal"/>
     <w:qFormat/>
+    <w:pPr>
+      <w:widowControl/>
+      <w:bidi w:val="0"/>
+      <w:spacing w:lineRule="auto" w:line="259" w:before="0" w:after="160"/>
+      <w:jc w:val="left"/>
+    </w:pPr>
     <w:rPr>
-      <w:lang w:val="es-AR"/>
+      <w:rFonts w:ascii="Calibri" w:hAnsi="Calibri" w:eastAsia="Calibri" w:cs="" w:asciiTheme="minorHAnsi" w:cstheme="minorBidi" w:eastAsiaTheme="minorHAnsi" w:hAnsiTheme="minorHAnsi"/>
+      <w:color w:val="auto"/>
+      <w:kern w:val="0"/>
+      <w:sz w:val="22"/>
+      <w:szCs w:val="22"/>
+      <w:lang w:val="es-AR" w:eastAsia="en-US" w:bidi="ar-SA"/>
     </w:rPr>
   </w:style>
-  <w:style w:type="character" w:default="1" w:styleId="Fuentedeprrafopredeter">
+  <w:style w:type="character" w:styleId="DefaultParagraphFont" w:default="1">
     <w:name w:val="Default Paragraph Font"/>
     <w:uiPriority w:val="1"/>
     <w:semiHidden/>
     <w:unhideWhenUsed/>
+    <w:qFormat/>
+    <w:rPr/>
+  </w:style>
+  <w:style w:type="character" w:styleId="InternetLink">
+    <w:name w:val="Hyperlink"/>
+    <w:basedOn w:val="DefaultParagraphFont"/>
+    <w:uiPriority w:val="99"/>
+    <w:unhideWhenUsed/>
+    <w:rsid w:val="00e8380e"/>
+    <w:rPr>
+      <w:color w:val="0563C1" w:themeColor="hyperlink"/>
+      <w:u w:val="single"/>
+    </w:rPr>
+  </w:style>
+  <w:style w:type="paragraph" w:styleId="Heading">
+    <w:name w:val="Heading"/>
+    <w:basedOn w:val="Normal"/>
+    <w:next w:val="TextBody"/>
+    <w:qFormat/>
+    <w:pPr>
+      <w:keepNext w:val="true"/>
+      <w:spacing w:before="240" w:after="120"/>
+    </w:pPr>
+    <w:rPr>
+      <w:rFonts w:ascii="Liberation Sans" w:hAnsi="Liberation Sans" w:eastAsia="Noto Sans CJK SC" w:cs="Lohit Devanagari"/>
+      <w:sz w:val="28"/>
+      <w:szCs w:val="28"/>
+    </w:rPr>
+  </w:style>
+  <w:style w:type="paragraph" w:styleId="TextBody">
+    <w:name w:val="Body Text"/>
+    <w:basedOn w:val="Normal"/>
+    <w:pPr>
+      <w:spacing w:lineRule="auto" w:line="276" w:before="0" w:after="140"/>
+    </w:pPr>
+    <w:rPr/>
+  </w:style>
+  <w:style w:type="paragraph" w:styleId="List">
+    <w:name w:val="List"/>
+    <w:basedOn w:val="TextBody"/>
+    <w:pPr/>
+    <w:rPr>
+      <w:rFonts w:cs="Lohit Devanagari"/>
+    </w:rPr>
+  </w:style>
+  <w:style w:type="paragraph" w:styleId="Caption">
+    <w:name w:val="Caption"/>
+    <w:basedOn w:val="Normal"/>
+    <w:qFormat/>
+    <w:pPr>
+      <w:suppressLineNumbers/>
+      <w:spacing w:before="120" w:after="120"/>
+    </w:pPr>
+    <w:rPr>
+      <w:rFonts w:cs="Lohit Devanagari"/>
+      <w:i/>
+      <w:iCs/>
+      <w:sz w:val="24"/>
+      <w:szCs w:val="24"/>
+    </w:rPr>
+  </w:style>
+  <w:style w:type="paragraph" w:styleId="Index">
+    <w:name w:val="Index"/>
+    <w:basedOn w:val="Normal"/>
+    <w:qFormat/>
+    <w:pPr>
+      <w:suppressLineNumbers/>
+    </w:pPr>
+    <w:rPr>
+      <w:rFonts w:cs="Lohit Devanagari"/>
+    </w:rPr>
+  </w:style>
+  <w:style w:type="paragraph" w:styleId="ListParagraph">
+    <w:name w:val="List Paragraph"/>
+    <w:basedOn w:val="Normal"/>
+    <w:uiPriority w:val="34"/>
+    <w:qFormat/>
+    <w:rsid w:val="00ae6cf5"/>
+    <w:pPr>
+      <w:spacing w:before="0" w:after="160"/>
+      <w:ind w:left="720" w:hanging="0"/>
+      <w:contextualSpacing/>
+    </w:pPr>
+    <w:rPr/>
+  </w:style>
+  <w:style w:type="numbering" w:styleId="NoList" w:default="1">
+    <w:name w:val="No List"/>
+    <w:uiPriority w:val="99"/>
+    <w:semiHidden/>
+    <w:unhideWhenUsed/>
+    <w:qFormat/>
   </w:style>
   <w:style w:type="table" w:default="1" w:styleId="Tablanormal">
     <w:name w:val="Normal Table"/>
@@ -1158,7 +1821,6 @@
     <w:semiHidden/>
     <w:unhideWhenUsed/>
     <w:tblPr>
-      <w:tblInd w:w="0" w:type="dxa"/>
       <w:tblCellMar>
         <w:top w:w="0" w:type="dxa"/>
         <w:left w:w="108" w:type="dxa"/>
@@ -1166,34 +1828,6 @@
         <w:right w:w="108" w:type="dxa"/>
       </w:tblCellMar>
     </w:tblPr>
-  </w:style>
-  <w:style w:type="numbering" w:default="1" w:styleId="Sinlista">
-    <w:name w:val="No List"/>
-    <w:uiPriority w:val="99"/>
-    <w:semiHidden/>
-    <w:unhideWhenUsed/>
-  </w:style>
-  <w:style w:type="character" w:styleId="Hipervnculo">
-    <w:name w:val="Hyperlink"/>
-    <w:basedOn w:val="Fuentedeprrafopredeter"/>
-    <w:uiPriority w:val="99"/>
-    <w:unhideWhenUsed/>
-    <w:rsid w:val="00E8380E"/>
-    <w:rPr>
-      <w:color w:val="0563C1" w:themeColor="hyperlink"/>
-      <w:u w:val="single"/>
-    </w:rPr>
-  </w:style>
-  <w:style w:type="paragraph" w:styleId="Prrafodelista">
-    <w:name w:val="List Paragraph"/>
-    <w:basedOn w:val="Normal"/>
-    <w:uiPriority w:val="34"/>
-    <w:qFormat/>
-    <w:rsid w:val="00AE6CF5"/>
-    <w:pPr>
-      <w:ind w:left="720"/>
-      <w:contextualSpacing/>
-    </w:pPr>
   </w:style>
 </w:styles>
 </file>
